--- a/backend/data/corpus/DOC-20250210-171.docx
+++ b/backend/data/corpus/DOC-20250210-171.docx
@@ -63,7 +63,7 @@
           <w:b/>
           <w:sz w:val="21"/>
         </w:rPr>
-        <w:t>Hannah Beaufort, MD, Silver Peak Clinic, Reno, NV (RSM)</w:t>
+        <w:t>Saoirse Wycliffe, MD, Granite Bay Epilepsy Center, Bakersfield, CA (RSM)</w:t>
       </w:r>
     </w:p>
     <w:p>
@@ -71,15 +71,7 @@
         <w:rPr>
           <w:sz w:val="21"/>
         </w:rPr>
-        <w:t>&gt; Caught a twenty-minute window at nurses' station between pts.</w:t>
-      </w:r>
-    </w:p>
-    <w:p>
-      <w:r>
-        <w:rPr>
-          <w:sz w:val="21"/>
-        </w:rPr>
-        <w:t>&gt; Most of discussion was about scheduling system, which went live without much warning.</w:t>
+        <w:t>&gt; Caught short window in the workroom between patients.</w:t>
       </w:r>
     </w:p>
     <w:p>
@@ -95,7 +87,151 @@
         <w:rPr>
           <w:sz w:val="21"/>
         </w:rPr>
-        <w:t>&gt; The composition of older half of panel has shifted over last year or two.</w:t>
+        <w:t>&gt; Benefit verification is step that most often delays a start here.</w:t>
+      </w:r>
+    </w:p>
+    <w:p>
+      <w:r>
+        <w:rPr>
+          <w:sz w:val="21"/>
+        </w:rPr>
+      </w:r>
+    </w:p>
+    <w:p>
+      <w:r>
+        <w:rPr>
+          <w:b/>
+          <w:sz w:val="21"/>
+        </w:rPr>
+        <w:t>Hadley Wycliffe, MD, Northbrook Neurology Institute, Peoria, IL (RSM)</w:t>
+      </w:r>
+    </w:p>
+    <w:p>
+      <w:r>
+        <w:rPr>
+          <w:sz w:val="21"/>
+        </w:rPr>
+        <w:t>&gt; A twenty-minute visit by the scheduling desk; the schedule was tight.</w:t>
+      </w:r>
+    </w:p>
+    <w:p>
+      <w:r>
+        <w:rPr>
+          <w:sz w:val="21"/>
+        </w:rPr>
+        <w:t>&gt; Talked through the surgical workup list in general terms, without any specific case.</w:t>
+      </w:r>
+    </w:p>
+    <w:p>
+      <w:r>
+        <w:rPr>
+          <w:sz w:val="21"/>
+        </w:rPr>
+        <w:t>&gt; The referral queue keeps slipping since summer, which shapes how much time there is for anything else.</w:t>
+      </w:r>
+    </w:p>
+    <w:p>
+      <w:r>
+        <w:rPr>
+          <w:sz w:val="21"/>
+        </w:rPr>
+        <w:t>&gt; Most of the discussion was about the prior-authorization workflow, which changed again last month.</w:t>
+      </w:r>
+    </w:p>
+    <w:p>
+      <w:r>
+        <w:rPr>
+          <w:sz w:val="21"/>
+        </w:rPr>
+      </w:r>
+    </w:p>
+    <w:p>
+      <w:r>
+        <w:rPr>
+          <w:b/>
+          <w:sz w:val="21"/>
+        </w:rPr>
+        <w:t>Kenji Prendergast, MD, Alder Point Neurology Associates, Allentown, PA (AR)</w:t>
+      </w:r>
+    </w:p>
+    <w:p>
+      <w:r>
+        <w:rPr>
+          <w:sz w:val="21"/>
+        </w:rPr>
+        <w:t>&gt; The travel schedule this year came up, and little else.</w:t>
+      </w:r>
+    </w:p>
+    <w:p>
+      <w:r>
+        <w:rPr>
+          <w:sz w:val="21"/>
+        </w:rPr>
+        <w:t>&gt; Coverage paperwork varies by payer, which came up as a general frustration.</w:t>
+      </w:r>
+    </w:p>
+    <w:p>
+      <w:r>
+        <w:rPr>
+          <w:sz w:val="21"/>
+        </w:rPr>
+        <w:t>&gt; Talked through newly referred pts in general terms, without any specific case.</w:t>
+      </w:r>
+    </w:p>
+    <w:p>
+      <w:r>
+        <w:rPr>
+          <w:sz w:val="21"/>
+        </w:rPr>
+        <w:t>&gt; The new charting templates changed again last month, and that took up the first part of the convo.</w:t>
+      </w:r>
+    </w:p>
+    <w:p>
+      <w:r>
+        <w:rPr>
+          <w:sz w:val="21"/>
+        </w:rPr>
+      </w:r>
+    </w:p>
+    <w:p>
+      <w:r>
+        <w:rPr>
+          <w:b/>
+          <w:sz w:val="21"/>
+        </w:rPr>
+        <w:t>Mateo Ivanetti, MD, Bayview Health Neurology, Burlington, VT (RSM)</w:t>
+      </w:r>
+    </w:p>
+    <w:p>
+      <w:r>
+        <w:rPr>
+          <w:sz w:val="21"/>
+        </w:rPr>
+        <w:t>&gt; Coverage paperwork varies by payer, which came up as general frustration.</w:t>
+      </w:r>
+    </w:p>
+    <w:p>
+      <w:r>
+        <w:rPr>
+          <w:sz w:val="21"/>
+        </w:rPr>
+        <w:t>&gt; Referral patterns into this clinic have changed, and surgical workup list is a bigger share than it was.</w:t>
+      </w:r>
+    </w:p>
+    <w:p>
+      <w:r>
+        <w:rPr>
+          <w:sz w:val="21"/>
+        </w:rPr>
+        <w:t>&gt; Spent some time on newly referred pts and how workup decisions get sequenced.</w:t>
+      </w:r>
+    </w:p>
+    <w:p>
+      <w:r>
+        <w:rPr>
+          <w:sz w:val="21"/>
+        </w:rPr>
+        <w:t>&gt; Asked about my travel schedule, since visits keep landing on the busiest clinic days.</w:t>
       </w:r>
     </w:p>
     <w:p>
@@ -119,7 +255,7 @@
           <w:b/>
           <w:sz w:val="21"/>
         </w:rPr>
-        <w:t>Fabian Ivanetti, MD, Ironwood Neurology Associates, Waco, TX (RSM)</w:t>
+        <w:t>Yannick Nakagawa, MD, Granite Bay Epilepsy Center, Toledo, OH (RSM)</w:t>
       </w:r>
     </w:p>
     <w:p>
@@ -127,7 +263,7 @@
         <w:rPr>
           <w:sz w:val="21"/>
         </w:rPr>
-        <w:t>&gt; Referral patterns into this clinic have changed, and long-standing pts is bigger share than it was.</w:t>
+        <w:t>&gt; An unhurried visit in the conference room; the schedule was tight.</w:t>
       </w:r>
     </w:p>
     <w:p>
@@ -135,7 +271,7 @@
         <w:rPr>
           <w:sz w:val="21"/>
         </w:rPr>
-        <w:t>&gt; Benefit verification is step that most often delays start here.</w:t>
+        <w:t>&gt; The prior-authorization workflow has not settled, and that took up the first part of the conversation.</w:t>
       </w:r>
     </w:p>
     <w:p>
@@ -143,7 +279,7 @@
         <w:rPr>
           <w:sz w:val="21"/>
         </w:rPr>
-        <w:t>&gt; Compared notes on which sessions were worth the time.</w:t>
+        <w:t>&gt; No specific request this time. Asked about safety and confirmed nothing to report.</w:t>
       </w:r>
     </w:p>
     <w:p>
@@ -159,7 +295,7 @@
           <w:b/>
           <w:sz w:val="21"/>
         </w:rPr>
-        <w:t>Susan Ratliff, MD, Harborlight Neurology, Portland, ME (AR)</w:t>
+        <w:t>Gaspar Ostrander, MD, Riverstone Comprehensive Epilepsy Clinic, Burlington, VT (RSM)</w:t>
       </w:r>
     </w:p>
     <w:p>
@@ -167,7 +303,7 @@
         <w:rPr>
           <w:sz w:val="21"/>
         </w:rPr>
-        <w:t>&gt; Stopped by in conference room for a clipped convo.</w:t>
+        <w:t>&gt; Stopped by in the workroom for full conversation.</w:t>
       </w:r>
     </w:p>
     <w:p>
@@ -175,7 +311,7 @@
         <w:rPr>
           <w:sz w:val="21"/>
         </w:rPr>
-        <w:t>&gt; The composition of pediatric-to-adult transfers has shifted over last year or two.</w:t>
+        <w:t>&gt; Spent some time on the surgical workup list and how workup decisions get sequenced.</w:t>
       </w:r>
     </w:p>
     <w:p>
@@ -183,7 +319,23 @@
         <w:rPr>
           <w:sz w:val="21"/>
         </w:rPr>
-        <w:t>&gt; Talked through the pediatric-to-adult transfers in general terms, without any specific case.</w:t>
+        <w:t>&gt; The travel schedule this year came up, and little else.</w:t>
+      </w:r>
+    </w:p>
+    <w:p>
+      <w:r>
+        <w:rPr>
+          <w:sz w:val="21"/>
+        </w:rPr>
+        <w:t>&gt; The referral queue is slowly recovering since the summer, which shapes how much time there is for anything else.</w:t>
+      </w:r>
+    </w:p>
+    <w:p>
+      <w:r>
+        <w:rPr>
+          <w:sz w:val="21"/>
+        </w:rPr>
+        <w:t>&gt; Asked whether I had seen a guideline update discussed at journal club; I had not, and offered nothing in return.</w:t>
       </w:r>
     </w:p>
     <w:p>
@@ -199,7 +351,7 @@
           <w:b/>
           <w:sz w:val="21"/>
         </w:rPr>
-        <w:t>Felicity Fairweather, MD, Northgate Neurology Partners, Lexington, KY (RSM)</w:t>
+        <w:t>Jaromir Grierson, MD, Saltmarsh Neurological Care Center, Allentown, PA (RSM)</w:t>
       </w:r>
     </w:p>
     <w:p>
@@ -207,7 +359,7 @@
         <w:rPr>
           <w:sz w:val="21"/>
         </w:rPr>
-        <w:t>&gt; Stopped by in workroom for full conversation.</w:t>
+        <w:t>&gt; A fragmented meeting in conference room, first one this quarter.</w:t>
       </w:r>
     </w:p>
     <w:p>
@@ -215,7 +367,7 @@
         <w:rPr>
           <w:sz w:val="21"/>
         </w:rPr>
-        <w:t>&gt; The composition of pediatric-to-adult transfers has shifted over last year or two.</w:t>
+        <w:t>&gt; The practice lost clinic pharmacist and has not backfilled, so clinic throughput keeps slipping.</w:t>
       </w:r>
     </w:p>
     <w:p>
@@ -223,7 +375,15 @@
         <w:rPr>
           <w:sz w:val="21"/>
         </w:rPr>
-        <w:t>&gt; Referenced guideline update discussed at journal club in passing.</w:t>
+        <w:t>&gt; Referral patterns into this clinic have changed, and the refractory group is bigger share than it was.</w:t>
+      </w:r>
+    </w:p>
+    <w:p>
+      <w:r>
+        <w:rPr>
+          <w:sz w:val="21"/>
+        </w:rPr>
+        <w:t>&gt; Asked whether I would be at the meeting later this year.</w:t>
       </w:r>
     </w:p>
     <w:p>
@@ -239,7 +399,7 @@
           <w:b/>
           <w:sz w:val="21"/>
         </w:rPr>
-        <w:t>Camila Larkspur, MD, Kestrel Comprehensive Epilepsy Clinic, Little Rock, AR (RSM)</w:t>
+        <w:t>Mei-Lin Tsang, MD, Bayview Epilepsy Associates, Oakland, CA (RSM)</w:t>
       </w:r>
     </w:p>
     <w:p>
@@ -247,7 +407,23 @@
         <w:rPr>
           <w:sz w:val="21"/>
         </w:rPr>
-        <w:t>&gt; A compressed conversation at the end of the clinic list, mostly logistics.</w:t>
+        <w:t>&gt; Routine follow-up slots keeps slipping since the summer, which shapes how much time there is for anything else.</w:t>
+      </w:r>
+    </w:p>
+    <w:p>
+      <w:r>
+        <w:rPr>
+          <w:sz w:val="21"/>
+        </w:rPr>
+        <w:t>&gt; Spent some time on surgical workup list and how workup decisions get sequenced.</w:t>
+      </w:r>
+    </w:p>
+    <w:p>
+      <w:r>
+        <w:rPr>
+          <w:sz w:val="21"/>
+        </w:rPr>
+        <w:t>&gt; Compared notes on which sessions were worth time.</w:t>
       </w:r>
     </w:p>
     <w:p>
@@ -263,15 +439,7 @@
         <w:rPr>
           <w:sz w:val="21"/>
         </w:rPr>
-        <w:t>&gt; Benefit verification is the step that most often delays start here.</w:t>
-      </w:r>
-    </w:p>
-    <w:p>
-      <w:r>
-        <w:rPr>
-          <w:sz w:val="21"/>
-        </w:rPr>
-        <w:t>&gt; Referenced a case series someone forwarded in passing.</w:t>
+        <w:t>&gt; Onboarding two medical assistants is current preoccupation here.</w:t>
       </w:r>
     </w:p>
     <w:p>
@@ -287,7 +455,7 @@
           <w:b/>
           <w:sz w:val="21"/>
         </w:rPr>
-        <w:t>Delphine Kirkpatrick, MD, Copperfield Neurology Institute, Mobile, AL (RSM)</w:t>
+        <w:t>Sonali Corliss, MD, Lakeshore Neurological Care Center, Akron, OH (RSM)</w:t>
       </w:r>
     </w:p>
     <w:p>
@@ -295,7 +463,7 @@
         <w:rPr>
           <w:sz w:val="21"/>
         </w:rPr>
-        <w:t>&gt; An unhurried visit in workroom; schedule was tight.</w:t>
+        <w:t>&gt; A full convo in the shared office, mostly logistics.</w:t>
       </w:r>
     </w:p>
     <w:p>
@@ -303,7 +471,7 @@
         <w:rPr>
           <w:sz w:val="21"/>
         </w:rPr>
-        <w:t>&gt; The composition of the older half of the panel has shifted over the last year or two.</w:t>
+        <w:t>&gt; Left it at that, with call later this month to be scheduled.</w:t>
       </w:r>
     </w:p>
     <w:p>
@@ -311,7 +479,7 @@
         <w:rPr>
           <w:sz w:val="21"/>
         </w:rPr>
-        <w:t>&gt; No materials requested. Safety items asked about and confirmed none.</w:t>
+        <w:t>&gt; Referral patterns into this clinic have changed, and long-standing pts is a bigger share than it was.</w:t>
       </w:r>
     </w:p>
     <w:p>
@@ -319,7 +487,15 @@
         <w:rPr>
           <w:sz w:val="21"/>
         </w:rPr>
-        <w:t>&gt; Referral patterns into this clinic have changed, and newly referred pts is bigger share than it was.</w:t>
+        <w:t>&gt; The travel schedule this year came up, and little else.</w:t>
+      </w:r>
+    </w:p>
+    <w:p>
+      <w:r>
+        <w:rPr>
+          <w:sz w:val="21"/>
+        </w:rPr>
+        <w:t>&gt; Titration scheduling is handled by nursing staff, which practice finds workable.</w:t>
       </w:r>
     </w:p>
     <w:p>
@@ -335,7 +511,7 @@
           <w:b/>
           <w:sz w:val="21"/>
         </w:rPr>
-        <w:t>Adaeze Castellane, MD, Harborlight Epilepsy Center, Savannah, GA (RSM)</w:t>
+        <w:t>Quentin Kilbride, MD, Lakeshore Neurological Care Center, Spokane, WA (RSM)</w:t>
       </w:r>
     </w:p>
     <w:p>
@@ -343,7 +519,7 @@
         <w:rPr>
           <w:sz w:val="21"/>
         </w:rPr>
-        <w:t>&gt; A productive meeting in the back office, first one this quarter.</w:t>
+        <w:t>&gt; Described preference for slower titration in general, unrelated to any particular patient.</w:t>
       </w:r>
     </w:p>
     <w:p>
@@ -351,7 +527,7 @@
         <w:rPr>
           <w:sz w:val="21"/>
         </w:rPr>
-        <w:t>&gt; No product discussion this time. Asked about safety and confirmed nothing to report.</w:t>
+        <w:t>&gt; The scheduling system is still being sorted out, and that took up first part of convo.</w:t>
       </w:r>
     </w:p>
     <w:p>
@@ -359,159 +535,7 @@
         <w:rPr>
           <w:sz w:val="21"/>
         </w:rPr>
-        <w:t>&gt; Clinic throughput looks better than last year since summer, which shapes how much time there is for anything else.</w:t>
-      </w:r>
-    </w:p>
-    <w:p>
-      <w:r>
-        <w:rPr>
-          <w:sz w:val="21"/>
-        </w:rPr>
-      </w:r>
-    </w:p>
-    <w:p>
-      <w:r>
-        <w:rPr>
-          <w:b/>
-          <w:sz w:val="21"/>
-        </w:rPr>
-        <w:t>Niamh Inverness, MD, Kestrel Comprehensive Epilepsy Clinic, Worcester, MA (RSM)</w:t>
-      </w:r>
-    </w:p>
-    <w:p>
-      <w:r>
-        <w:rPr>
-          <w:sz w:val="21"/>
-        </w:rPr>
-        <w:t>&gt; Stopped by in the corridor for brief conversation.</w:t>
-      </w:r>
-    </w:p>
-    <w:p>
-      <w:r>
-        <w:rPr>
-          <w:sz w:val="21"/>
-        </w:rPr>
-        <w:t>&gt; Most of discussion was about patient portal, which changed again last month.</w:t>
-      </w:r>
-    </w:p>
-    <w:p>
-      <w:r>
-        <w:rPr>
-          <w:sz w:val="21"/>
-        </w:rPr>
-        <w:t>&gt; Mentioned a guideline update discussed at journal club but did not raise any specific finding.</w:t>
-      </w:r>
-    </w:p>
-    <w:p>
-      <w:r>
-        <w:rPr>
-          <w:sz w:val="21"/>
-        </w:rPr>
-        <w:t>&gt; The composition of newly referred patients has shifted over last year or two.</w:t>
-      </w:r>
-    </w:p>
-    <w:p>
-      <w:r>
-        <w:rPr>
-          <w:sz w:val="21"/>
-        </w:rPr>
-        <w:t>&gt; Coverage paperwork remains slowest step, which came up as general frustration.</w:t>
-      </w:r>
-    </w:p>
-    <w:p>
-      <w:r>
-        <w:rPr>
-          <w:sz w:val="21"/>
-        </w:rPr>
-      </w:r>
-    </w:p>
-    <w:p>
-      <w:r>
-        <w:rPr>
-          <w:b/>
-          <w:sz w:val="21"/>
-        </w:rPr>
-        <w:t>Marcus Boudreaux, MD, Bayou Regional Epilepsy Center, Baton Rouge, LA (RSM)</w:t>
-      </w:r>
-    </w:p>
-    <w:p>
-      <w:r>
-        <w:rPr>
-          <w:sz w:val="21"/>
-        </w:rPr>
-        <w:t>&gt; Referenced case series someone forwarded in passing.</w:t>
-      </w:r>
-    </w:p>
-    <w:p>
-      <w:r>
-        <w:rPr>
-          <w:sz w:val="21"/>
-        </w:rPr>
-        <w:t>&gt; Talked through refractory group in general terms, without any specific case.</w:t>
-      </w:r>
-    </w:p>
-    <w:p>
-      <w:r>
-        <w:rPr>
-          <w:sz w:val="21"/>
-        </w:rPr>
-        <w:t>&gt; Nothing that needed f/u this time. Asked about safety and confirmed nothing to report.</w:t>
-      </w:r>
-    </w:p>
-    <w:p>
-      <w:r>
-        <w:rPr>
-          <w:sz w:val="21"/>
-        </w:rPr>
-        <w:t>&gt; Titration scheduling is handled by nursing staff, which the practice finds workable.</w:t>
-      </w:r>
-    </w:p>
-    <w:p>
-      <w:r>
-        <w:rPr>
-          <w:sz w:val="21"/>
-        </w:rPr>
-      </w:r>
-    </w:p>
-    <w:p>
-      <w:r>
-        <w:rPr>
-          <w:b/>
-          <w:sz w:val="21"/>
-        </w:rPr>
-        <w:t>Gemma Thistlewood, MD, Beacon Hill Neurology Associates, Mobile, AL (RSM)</w:t>
-      </w:r>
-    </w:p>
-    <w:p>
-      <w:r>
-        <w:rPr>
-          <w:sz w:val="21"/>
-        </w:rPr>
-        <w:t>&gt; A short conversation by scheduling desk, mostly logistics.</w:t>
-      </w:r>
-    </w:p>
-    <w:p>
-      <w:r>
-        <w:rPr>
-          <w:sz w:val="21"/>
-        </w:rPr>
-        <w:t>&gt; Asked whether I had seen a guideline update discussed at journal club; I had not, and offered nothing in return.</w:t>
-      </w:r>
-    </w:p>
-    <w:p>
-      <w:r>
-        <w:rPr>
-          <w:sz w:val="21"/>
-        </w:rPr>
-        <w:t>&gt; Coverage paperwork takes longer than the clinical decision, which came up as a general frustration.</w:t>
-      </w:r>
-    </w:p>
-    <w:p>
-      <w:r>
-        <w:rPr>
-          <w:sz w:val="21"/>
-        </w:rPr>
-        <w:t>&gt; Left it at that, with the following quarter to be scheduled.</w:t>
+        <w:t>&gt; Asked whether I had seen guideline update discussed at journal club; I had not, and offered nothing in return.</w:t>
       </w:r>
     </w:p>
     <w:p>
